--- a/templates/action_of_incorporator.docx
+++ b/templates/action_of_incorporator.docx
@@ -127,7 +127,7 @@
         <w:rPr>
           <w:rFonts w:ascii="Times New Roman" w:hAnsi="Times New Roman"/>
         </w:rPr>
-        <w:t xml:space="preserve">RESOLVED, that {{#if Founders|length &gt; 0}}{{#each founders}}{{#if founder.board_yn == True}}{{/if}}{{/each}}{{/if}}{{#if NonFounderDirectors|length &gt; 0}}{{#each nonfounderdirectors}}{{/each}}{{/if}}{{all_directors_text}}{{/if}}{{/each}} are{{/if}} hereby elected as member{{#if all_directors|length &gt; 1}}s{{/if}} of the Corporation’s Board of Directors (the “Board”) to serve, commencing upon effectiveness of this Action of Incorporator, until their successors are duly elected or until their earlier resignation, death or removal from office.</w:t>
+        <w:t xml:space="preserve">RESOLVED, that {{all_directors_text}} hereby elected as member{{#if all_directors_count &gt; 1}}s{{/if}} of the Corporation’s Board of Directors (the “Board”) to serve, commencing upon effectiveness of this Action of Incorporator, until their successors are duly elected or until their earlier resignation, death or removal from office.</w:t>
       </w:r>
       <w:proofErr w:type="spellStart"/>
       <w:proofErr w:type="spellEnd"/>
@@ -189,7 +189,7 @@
         <w:rPr>
           <w:rFonts w:ascii="Times New Roman" w:hAnsi="Times New Roman"/>
         </w:rPr>
-        <w:t xml:space="preserve">Having consented to the foregoing action and having appointed the initial member{{#if all_directors|length &gt; 1}}s{{/if}} of the Board above, the undersigned Incorporator does hereby resign as the incorporator of the Corporation, as of the date set forth below. This Action of Incorporator shall be kept in the minute books of the Corporation.</w:t>
+        <w:t xml:space="preserve">Having consented to the foregoing action and having appointed the initial member{{#if all_directors_count &gt; 1}}s{{/if}} of the Board above, the undersigned Incorporator does hereby resign as the incorporator of the Corporation, as of the date set forth below. This Action of Incorporator shall be kept in the minute books of the Corporation.</w:t>
       </w:r>
       <w:proofErr w:type="spellStart"/>
       <w:proofErr w:type="spellEnd"/>
